--- a/docs/questionnaire/アンケート_1回目.docx
+++ b/docs/questionnaire/アンケート_1回目.docx
@@ -4,7 +4,7 @@
   <w:body>
     <w:p>
       <w:pPr>
-        <w:spacing w:before="0" w:after="160"/>
+        <w:spacing w:before="0" w:after="80"/>
         <w:jc w:val="center"/>
       </w:pPr>
       <w:r>
@@ -18,29 +18,17 @@
     </w:p>
     <w:p>
       <w:pPr>
-        <w:spacing w:before="80" w:after="40"/>
-      </w:pPr>
-      <w:r>
-        <w:rPr>
-          <w:rFonts w:ascii="Yu Gothic" w:hAnsi="Yu Gothic" w:eastAsia="Yu Gothic"/>
-          <w:b/>
-          <w:sz w:val="26"/>
-        </w:rPr>
-        <w:t>1回目のアンケート</w:t>
-      </w:r>
-    </w:p>
-    <w:p>
-      <w:pPr>
-        <w:spacing w:before="0" w:after="120"/>
+        <w:spacing w:before="0" w:after="160"/>
+        <w:jc w:val="center"/>
       </w:pPr>
       <w:r>
         <w:rPr>
           <w:rFonts w:ascii="Yu Gothic" w:hAnsi="Yu Gothic" w:eastAsia="Yu Gothic"/>
           <w:b w:val="0"/>
           <w:color w:val="555555"/>
-          <w:sz w:val="18"/>
+          <w:sz w:val="20"/>
         </w:rPr>
-        <w:t>ゆきとかえりの2本に乗ったあとにお答えください。5分ほどで終わります。</w:t>
+        <w:t>往復が終わったら答えてください（2分ほど）。思ったとおりに選んでください。</w:t>
       </w:r>
     </w:p>
     <w:p>
@@ -53,21 +41,7 @@
           <w:b/>
           <w:sz w:val="21"/>
         </w:rPr>
-        <w:t>初-1  カードに書いてあるID</w:t>
-      </w:r>
-    </w:p>
-    <w:p>
-      <w:pPr>
-        <w:spacing w:before="0" w:after="40"/>
-      </w:pPr>
-      <w:r>
-        <w:rPr>
-          <w:rFonts w:ascii="Yu Gothic" w:hAnsi="Yu Gothic" w:eastAsia="Yu Gothic"/>
-          <w:b w:val="0"/>
-          <w:color w:val="555555"/>
-          <w:sz w:val="18"/>
-        </w:rPr>
-        <w:t xml:space="preserve">　p01 のような形です</w:t>
+        <w:t>問1  カードに書いてあるID（例：A）</w:t>
       </w:r>
     </w:p>
     <w:p>
@@ -86,28 +60,15 @@
     </w:p>
     <w:p>
       <w:pPr>
-        <w:spacing w:before="80" w:after="20"/>
+        <w:spacing w:before="80" w:after="40"/>
       </w:pPr>
       <w:r>
         <w:rPr>
           <w:rFonts w:ascii="Yu Gothic" w:hAnsi="Yu Gothic" w:eastAsia="Yu Gothic"/>
           <w:b/>
-          <w:sz w:val="21"/>
+          <w:sz w:val="26"/>
         </w:rPr>
-        <w:t>初-2  今日の日付</w:t>
-      </w:r>
-    </w:p>
-    <w:p>
-      <w:pPr>
-        <w:spacing w:before="0" w:after="80"/>
-      </w:pPr>
-      <w:r>
-        <w:rPr>
-          <w:rFonts w:ascii="Yu Gothic" w:hAnsi="Yu Gothic" w:eastAsia="Yu Gothic"/>
-          <w:b w:val="0"/>
-          <w:sz w:val="20"/>
-        </w:rPr>
-        <w:t xml:space="preserve">　　＿＿月＿＿日</w:t>
+        <w:t>今回の往復について</w:t>
       </w:r>
     </w:p>
     <w:p>
@@ -120,7 +81,7 @@
           <w:b/>
           <w:sz w:val="21"/>
         </w:rPr>
-        <w:t>初-3  今日乗ったのはどちらですか</w:t>
+        <w:t>問2  ゆき（吹田駅 → 桃山台駅）のバスの混み具合</w:t>
       </w:r>
     </w:p>
     <w:p>
@@ -133,12 +94,85 @@
           <w:b w:val="0"/>
           <w:sz w:val="20"/>
         </w:rPr>
-        <w:t xml:space="preserve">　□ 昼　　□ 夕方</w:t>
+        <w:t xml:space="preserve">　　1 ・ 2 ・ 3 ・ 4 ・ 5　（1＝空いていた　5＝混んでいた）</w:t>
       </w:r>
     </w:p>
     <w:p>
+      <w:pPr>
+        <w:spacing w:before="80" w:after="20"/>
+      </w:pPr>
       <w:r>
-        <w:br w:type="page"/>
+        <w:rPr>
+          <w:rFonts w:ascii="Yu Gothic" w:hAnsi="Yu Gothic" w:eastAsia="Yu Gothic"/>
+          <w:b/>
+          <w:sz w:val="21"/>
+        </w:rPr>
+        <w:t>問3  かえり（桃山台駅 → 吹田駅）のバスの混み具合</w:t>
+      </w:r>
+    </w:p>
+    <w:p>
+      <w:pPr>
+        <w:spacing w:before="0" w:after="60"/>
+      </w:pPr>
+      <w:r>
+        <w:rPr>
+          <w:rFonts w:ascii="Yu Gothic" w:hAnsi="Yu Gothic" w:eastAsia="Yu Gothic"/>
+          <w:b w:val="0"/>
+          <w:sz w:val="20"/>
+        </w:rPr>
+        <w:t xml:space="preserve">　　1 ・ 2 ・ 3 ・ 4 ・ 5　（1＝空いていた　5＝混んでいた）</w:t>
+      </w:r>
+    </w:p>
+    <w:p>
+      <w:pPr>
+        <w:spacing w:before="80" w:after="20"/>
+      </w:pPr>
+      <w:r>
+        <w:rPr>
+          <w:rFonts w:ascii="Yu Gothic" w:hAnsi="Yu Gothic" w:eastAsia="Yu Gothic"/>
+          <w:b/>
+          <w:sz w:val="21"/>
+        </w:rPr>
+        <w:t>問4  人数を数えきれないことがありましたか</w:t>
+      </w:r>
+    </w:p>
+    <w:p>
+      <w:pPr>
+        <w:spacing w:before="0" w:after="60"/>
+      </w:pPr>
+      <w:r>
+        <w:rPr>
+          <w:rFonts w:ascii="Yu Gothic" w:hAnsi="Yu Gothic" w:eastAsia="Yu Gothic"/>
+          <w:b w:val="0"/>
+          <w:sz w:val="20"/>
+        </w:rPr>
+        <w:t xml:space="preserve">　　1 ・ 2 ・ 3 ・ 4 ・ 5　（1＝なかった　5＝何度もあった）</w:t>
+      </w:r>
+    </w:p>
+    <w:p>
+      <w:pPr>
+        <w:spacing w:before="80" w:after="20"/>
+      </w:pPr>
+      <w:r>
+        <w:rPr>
+          <w:rFonts w:ascii="Yu Gothic" w:hAnsi="Yu Gothic" w:eastAsia="Yu Gothic"/>
+          <w:b/>
+          <w:sz w:val="21"/>
+        </w:rPr>
+        <w:t>問5  数えきれないまま、だいたいの人数を入れて送ったことがありましたか</w:t>
+      </w:r>
+    </w:p>
+    <w:p>
+      <w:pPr>
+        <w:spacing w:before="0" w:after="60"/>
+      </w:pPr>
+      <w:r>
+        <w:rPr>
+          <w:rFonts w:ascii="Yu Gothic" w:hAnsi="Yu Gothic" w:eastAsia="Yu Gothic"/>
+          <w:b w:val="0"/>
+          <w:sz w:val="20"/>
+        </w:rPr>
+        <w:t xml:space="preserve">　　1 ・ 2 ・ 3 ・ 4 ・ 5　（1＝なかった　5＝何度もあった）</w:t>
       </w:r>
     </w:p>
     <w:p>
@@ -151,21 +185,7 @@
           <w:b/>
           <w:sz w:val="26"/>
         </w:rPr>
-        <w:t>あなたについて</w:t>
-      </w:r>
-    </w:p>
-    <w:p>
-      <w:pPr>
-        <w:spacing w:before="0" w:after="120"/>
-      </w:pPr>
-      <w:r>
-        <w:rPr>
-          <w:rFonts w:ascii="Yu Gothic" w:hAnsi="Yu Gothic" w:eastAsia="Yu Gothic"/>
-          <w:b w:val="0"/>
-          <w:color w:val="555555"/>
-          <w:sz w:val="18"/>
-        </w:rPr>
-        <w:t>1回目だけおうかがいします。</w:t>
+        <w:t>人数の入れ方について</w:t>
       </w:r>
     </w:p>
     <w:p>
@@ -175,10 +195,24 @@
       <w:r>
         <w:rPr>
           <w:rFonts w:ascii="Yu Gothic" w:hAnsi="Yu Gothic" w:eastAsia="Yu Gothic"/>
-          <w:b w:val="0"/>
+          <w:b/>
           <w:sz w:val="21"/>
         </w:rPr>
-        <w:t>個-1  年代</w:t>
+        <w:t>問6  数字キーの答えやすさ</w:t>
+      </w:r>
+    </w:p>
+    <w:p>
+      <w:pPr>
+        <w:spacing w:before="0" w:after="40"/>
+      </w:pPr>
+      <w:r>
+        <w:rPr>
+          <w:rFonts w:ascii="Yu Gothic" w:hAnsi="Yu Gothic" w:eastAsia="Yu Gothic"/>
+          <w:b w:val="0"/>
+          <w:color w:val="555555"/>
+          <w:sz w:val="18"/>
+        </w:rPr>
+        <w:t xml:space="preserve">　0〜9 のキーで人数を打つ画面</w:t>
       </w:r>
     </w:p>
     <w:p>
@@ -191,7 +225,7 @@
           <w:b w:val="0"/>
           <w:sz w:val="20"/>
         </w:rPr>
-        <w:t xml:space="preserve">　□ 10代　　□ 20代　　□ 30代　　□ 40代以上</w:t>
+        <w:t xml:space="preserve">　　1 ・ 2 ・ 3 ・ 4 ・ 5　（1＝答えにくかった　5＝答えやすかった）</w:t>
       </w:r>
     </w:p>
     <w:p>
@@ -201,10 +235,24 @@
       <w:r>
         <w:rPr>
           <w:rFonts w:ascii="Yu Gothic" w:hAnsi="Yu Gothic" w:eastAsia="Yu Gothic"/>
-          <w:b w:val="0"/>
+          <w:b/>
           <w:sz w:val="21"/>
         </w:rPr>
-        <w:t>個-2  普段バスに乗る頻度</w:t>
+        <w:t>問7  ＋−ボタンの答えやすさ</w:t>
+      </w:r>
+    </w:p>
+    <w:p>
+      <w:pPr>
+        <w:spacing w:before="0" w:after="40"/>
+      </w:pPr>
+      <w:r>
+        <w:rPr>
+          <w:rFonts w:ascii="Yu Gothic" w:hAnsi="Yu Gothic" w:eastAsia="Yu Gothic"/>
+          <w:b w:val="0"/>
+          <w:color w:val="555555"/>
+          <w:sz w:val="18"/>
+        </w:rPr>
+        <w:t xml:space="preserve">　−5・−1・＋1・＋5 で人数を合わせる画面</w:t>
       </w:r>
     </w:p>
     <w:p>
@@ -217,117 +265,7 @@
           <w:b w:val="0"/>
           <w:sz w:val="20"/>
         </w:rPr>
-        <w:t xml:space="preserve">　□ ほぼ毎日　　□ 週に数回　　□ 月に数回　　□ ほとんど乗らない</w:t>
-      </w:r>
-    </w:p>
-    <w:p>
-      <w:pPr>
-        <w:spacing w:before="80" w:after="20"/>
-      </w:pPr>
-      <w:r>
-        <w:rPr>
-          <w:rFonts w:ascii="Yu Gothic" w:hAnsi="Yu Gothic" w:eastAsia="Yu Gothic"/>
-          <w:b w:val="0"/>
-          <w:sz w:val="21"/>
-        </w:rPr>
-        <w:t>個-3  この路線に乗ったことがありますか</w:t>
-      </w:r>
-    </w:p>
-    <w:p>
-      <w:pPr>
-        <w:spacing w:before="0" w:after="60"/>
-      </w:pPr>
-      <w:r>
-        <w:rPr>
-          <w:rFonts w:ascii="Yu Gothic" w:hAnsi="Yu Gothic" w:eastAsia="Yu Gothic"/>
-          <w:b w:val="0"/>
-          <w:sz w:val="20"/>
-        </w:rPr>
-        <w:t xml:space="preserve">　□ よく乗る　　□ 数回ある　　□ 初めて</w:t>
-      </w:r>
-    </w:p>
-    <w:p>
-      <w:pPr>
-        <w:spacing w:before="80" w:after="20"/>
-      </w:pPr>
-      <w:r>
-        <w:rPr>
-          <w:rFonts w:ascii="Yu Gothic" w:hAnsi="Yu Gothic" w:eastAsia="Yu Gothic"/>
-          <w:b w:val="0"/>
-          <w:sz w:val="21"/>
-        </w:rPr>
-        <w:t>個-4  使ったスマホ</w:t>
-      </w:r>
-    </w:p>
-    <w:p>
-      <w:pPr>
-        <w:spacing w:before="0" w:after="60"/>
-      </w:pPr>
-      <w:r>
-        <w:rPr>
-          <w:rFonts w:ascii="Yu Gothic" w:hAnsi="Yu Gothic" w:eastAsia="Yu Gothic"/>
-          <w:b w:val="0"/>
-          <w:sz w:val="20"/>
-        </w:rPr>
-        <w:t xml:space="preserve">　□ iPhone　　□ Android　　□ その他</w:t>
-      </w:r>
-    </w:p>
-    <w:p>
-      <w:pPr>
-        <w:spacing w:before="80" w:after="20"/>
-      </w:pPr>
-      <w:r>
-        <w:rPr>
-          <w:rFonts w:ascii="Yu Gothic" w:hAnsi="Yu Gothic" w:eastAsia="Yu Gothic"/>
-          <w:b w:val="0"/>
-          <w:sz w:val="21"/>
-        </w:rPr>
-        <w:t>個-5  スマホはどのように持って操作しましたか</w:t>
-      </w:r>
-    </w:p>
-    <w:p>
-      <w:pPr>
-        <w:spacing w:before="0" w:after="60"/>
-      </w:pPr>
-      <w:r>
-        <w:rPr>
-          <w:rFonts w:ascii="Yu Gothic" w:hAnsi="Yu Gothic" w:eastAsia="Yu Gothic"/>
-          <w:b w:val="0"/>
-          <w:sz w:val="20"/>
-        </w:rPr>
-        <w:t xml:space="preserve">　□ 片手（親指）　　□ 両手　　□ その時による</w:t>
-      </w:r>
-    </w:p>
-    <w:p>
-      <w:r>
-        <w:br w:type="page"/>
-      </w:r>
-    </w:p>
-    <w:p>
-      <w:pPr>
-        <w:spacing w:before="80" w:after="40"/>
-      </w:pPr>
-      <w:r>
-        <w:rPr>
-          <w:rFonts w:ascii="Yu Gothic" w:hAnsi="Yu Gothic" w:eastAsia="Yu Gothic"/>
-          <w:b/>
-          <w:sz w:val="26"/>
-        </w:rPr>
-        <w:t>今日、人数を数えたときのこと</w:t>
-      </w:r>
-    </w:p>
-    <w:p>
-      <w:pPr>
-        <w:spacing w:before="0" w:after="120"/>
-      </w:pPr>
-      <w:r>
-        <w:rPr>
-          <w:rFonts w:ascii="Yu Gothic" w:hAnsi="Yu Gothic" w:eastAsia="Yu Gothic"/>
-          <w:b w:val="0"/>
-          <w:color w:val="555555"/>
-          <w:sz w:val="18"/>
-        </w:rPr>
-        <w:t>正解・不正解を見るものではありません。思ったとおりにお答えください。</w:t>
+        <w:t xml:space="preserve">　　1 ・ 2 ・ 3 ・ 4 ・ 5　（1＝答えにくかった　5＝答えやすかった）</w:t>
       </w:r>
     </w:p>
     <w:p>
@@ -340,579 +278,7 @@
           <w:b/>
           <w:sz w:val="21"/>
         </w:rPr>
-        <w:t>数-1  人数を答えるとき、一人ずつ数えていましたか</w:t>
-      </w:r>
-    </w:p>
-    <w:p>
-      <w:pPr>
-        <w:spacing w:before="0" w:after="60"/>
-      </w:pPr>
-      <w:r>
-        <w:rPr>
-          <w:rFonts w:ascii="Yu Gothic" w:hAnsi="Yu Gothic" w:eastAsia="Yu Gothic"/>
-          <w:b w:val="0"/>
-          <w:sz w:val="20"/>
-        </w:rPr>
-        <w:t xml:space="preserve">　□ 毎回数えた　　□ だいたい数えた　　□ 目分量が多かった　　□ ほとんど目分量</w:t>
-      </w:r>
-    </w:p>
-    <w:p>
-      <w:pPr>
-        <w:spacing w:before="80" w:after="20"/>
-      </w:pPr>
-      <w:r>
-        <w:rPr>
-          <w:rFonts w:ascii="Yu Gothic" w:hAnsi="Yu Gothic" w:eastAsia="Yu Gothic"/>
-          <w:b w:val="0"/>
-          <w:sz w:val="21"/>
-        </w:rPr>
-        <w:t>数-2  数えにくかったのはどんなときですか（いくつでも）</w:t>
-      </w:r>
-    </w:p>
-    <w:p>
-      <w:pPr>
-        <w:spacing w:before="0" w:after="60"/>
-      </w:pPr>
-      <w:r>
-        <w:rPr>
-          <w:rFonts w:ascii="Yu Gothic" w:hAnsi="Yu Gothic" w:eastAsia="Yu Gothic"/>
-          <w:b w:val="0"/>
-          <w:sz w:val="20"/>
-        </w:rPr>
-        <w:t xml:space="preserve">　□ 混んでいた　　□ 自分が立っていた　　□ 揺れた　　□ 降りる人が多かった　　□ 暗かった　　□ その他</w:t>
-      </w:r>
-    </w:p>
-    <w:p>
-      <w:pPr>
-        <w:spacing w:before="80" w:after="20"/>
-      </w:pPr>
-      <w:r>
-        <w:rPr>
-          <w:rFonts w:ascii="Yu Gothic" w:hAnsi="Yu Gothic" w:eastAsia="Yu Gothic"/>
-          <w:b/>
-          <w:sz w:val="21"/>
-        </w:rPr>
-        <w:t>数-3  数えきれなかったとき、どうしましたか</w:t>
-      </w:r>
-    </w:p>
-    <w:p>
-      <w:pPr>
-        <w:spacing w:before="0" w:after="60"/>
-      </w:pPr>
-      <w:r>
-        <w:rPr>
-          <w:rFonts w:ascii="Yu Gothic" w:hAnsi="Yu Gothic" w:eastAsia="Yu Gothic"/>
-          <w:b w:val="0"/>
-          <w:sz w:val="20"/>
-        </w:rPr>
-        <w:t xml:space="preserve">　□ だいたいの数を入れて送った　　□ 空欄のまま送った　　□ 数えきれないことはなかった　　□ 覚えていない</w:t>
-      </w:r>
-    </w:p>
-    <w:p>
-      <w:pPr>
-        <w:spacing w:before="80" w:after="20"/>
-      </w:pPr>
-      <w:r>
-        <w:rPr>
-          <w:rFonts w:ascii="Yu Gothic" w:hAnsi="Yu Gothic" w:eastAsia="Yu Gothic"/>
-          <w:b w:val="0"/>
-          <w:sz w:val="21"/>
-        </w:rPr>
-        <w:t>数-4  座っていましたか、立っていましたか</w:t>
-      </w:r>
-    </w:p>
-    <w:p>
-      <w:pPr>
-        <w:spacing w:before="0" w:after="60"/>
-      </w:pPr>
-      <w:r>
-        <w:rPr>
-          <w:rFonts w:ascii="Yu Gothic" w:hAnsi="Yu Gothic" w:eastAsia="Yu Gothic"/>
-          <w:b w:val="0"/>
-          <w:sz w:val="20"/>
-        </w:rPr>
-        <w:t xml:space="preserve">　□ ほぼ座っていた　　□ 半々　　□ ほぼ立っていた</w:t>
-      </w:r>
-    </w:p>
-    <w:p>
-      <w:r>
-        <w:br w:type="page"/>
-      </w:r>
-    </w:p>
-    <w:p>
-      <w:pPr>
-        <w:spacing w:before="80" w:after="40"/>
-      </w:pPr>
-      <w:r>
-        <w:rPr>
-          <w:rFonts w:ascii="Yu Gothic" w:hAnsi="Yu Gothic" w:eastAsia="Yu Gothic"/>
-          <w:b/>
-          <w:sz w:val="26"/>
-        </w:rPr>
-        <w:t>ゆき（数字キー）について</w:t>
-      </w:r>
-    </w:p>
-    <w:p>
-      <w:pPr>
-        <w:spacing w:before="0" w:after="120"/>
-      </w:pPr>
-      <w:r>
-        <w:rPr>
-          <w:rFonts w:ascii="Yu Gothic" w:hAnsi="Yu Gothic" w:eastAsia="Yu Gothic"/>
-          <w:b w:val="0"/>
-          <w:color w:val="555555"/>
-          <w:sz w:val="18"/>
-        </w:rPr>
-        <w:t>数字のキーを押して人数を直接入力する画面です。</w:t>
-      </w:r>
-    </w:p>
-    <w:p>
-      <w:pPr>
-        <w:spacing w:before="80" w:after="20"/>
-      </w:pPr>
-      <w:r>
-        <w:rPr>
-          <w:rFonts w:ascii="Yu Gothic" w:hAnsi="Yu Gothic" w:eastAsia="Yu Gothic"/>
-          <w:b/>
-          <w:sz w:val="21"/>
-        </w:rPr>
-        <w:t>ゆ-1  全体として答えやすかった</w:t>
-      </w:r>
-    </w:p>
-    <w:p>
-      <w:pPr>
-        <w:spacing w:before="0" w:after="60"/>
-      </w:pPr>
-      <w:r>
-        <w:rPr>
-          <w:rFonts w:ascii="Yu Gothic" w:hAnsi="Yu Gothic" w:eastAsia="Yu Gothic"/>
-          <w:b w:val="0"/>
-          <w:sz w:val="20"/>
-        </w:rPr>
-        <w:t xml:space="preserve">　　1 ・ 2 ・ 3 ・ 4 ・ 5　（1＝まったくそう思わない　5＝とてもそう思う）</w:t>
-      </w:r>
-    </w:p>
-    <w:p>
-      <w:pPr>
-        <w:spacing w:before="80" w:after="20"/>
-      </w:pPr>
-      <w:r>
-        <w:rPr>
-          <w:rFonts w:ascii="Yu Gothic" w:hAnsi="Yu Gothic" w:eastAsia="Yu Gothic"/>
-          <w:b w:val="0"/>
-          <w:sz w:val="21"/>
-        </w:rPr>
-        <w:t>ゆ-2  素早く答えられた</w:t>
-      </w:r>
-    </w:p>
-    <w:p>
-      <w:pPr>
-        <w:spacing w:before="0" w:after="60"/>
-      </w:pPr>
-      <w:r>
-        <w:rPr>
-          <w:rFonts w:ascii="Yu Gothic" w:hAnsi="Yu Gothic" w:eastAsia="Yu Gothic"/>
-          <w:b w:val="0"/>
-          <w:sz w:val="20"/>
-        </w:rPr>
-        <w:t xml:space="preserve">　　1 ・ 2 ・ 3 ・ 4 ・ 5　（1＝まったくそう思わない　5＝とてもそう思う）</w:t>
-      </w:r>
-    </w:p>
-    <w:p>
-      <w:pPr>
-        <w:spacing w:before="80" w:after="20"/>
-      </w:pPr>
-      <w:r>
-        <w:rPr>
-          <w:rFonts w:ascii="Yu Gothic" w:hAnsi="Yu Gothic" w:eastAsia="Yu Gothic"/>
-          <w:b w:val="0"/>
-          <w:sz w:val="21"/>
-        </w:rPr>
-        <w:t>ゆ-3  押し間違えにくかった</w:t>
-      </w:r>
-    </w:p>
-    <w:p>
-      <w:pPr>
-        <w:spacing w:before="0" w:after="60"/>
-      </w:pPr>
-      <w:r>
-        <w:rPr>
-          <w:rFonts w:ascii="Yu Gothic" w:hAnsi="Yu Gothic" w:eastAsia="Yu Gothic"/>
-          <w:b w:val="0"/>
-          <w:sz w:val="20"/>
-        </w:rPr>
-        <w:t xml:space="preserve">　　1 ・ 2 ・ 3 ・ 4 ・ 5　（1＝まったくそう思わない　5＝とてもそう思う）</w:t>
-      </w:r>
-    </w:p>
-    <w:p>
-      <w:pPr>
-        <w:spacing w:before="80" w:after="20"/>
-      </w:pPr>
-      <w:r>
-        <w:rPr>
-          <w:rFonts w:ascii="Yu Gothic" w:hAnsi="Yu Gothic" w:eastAsia="Yu Gothic"/>
-          <w:b w:val="0"/>
-          <w:sz w:val="21"/>
-        </w:rPr>
-        <w:t>ゆ-4  思ったとおりの人数を入れられた</w:t>
-      </w:r>
-    </w:p>
-    <w:p>
-      <w:pPr>
-        <w:spacing w:before="0" w:after="60"/>
-      </w:pPr>
-      <w:r>
-        <w:rPr>
-          <w:rFonts w:ascii="Yu Gothic" w:hAnsi="Yu Gothic" w:eastAsia="Yu Gothic"/>
-          <w:b w:val="0"/>
-          <w:sz w:val="20"/>
-        </w:rPr>
-        <w:t xml:space="preserve">　　1 ・ 2 ・ 3 ・ 4 ・ 5　（1＝まったくそう思わない　5＝とてもそう思う）</w:t>
-      </w:r>
-    </w:p>
-    <w:p>
-      <w:pPr>
-        <w:spacing w:before="80" w:after="20"/>
-      </w:pPr>
-      <w:r>
-        <w:rPr>
-          <w:rFonts w:ascii="Yu Gothic" w:hAnsi="Yu Gothic" w:eastAsia="Yu Gothic"/>
-          <w:b w:val="0"/>
-          <w:sz w:val="21"/>
-        </w:rPr>
-        <w:t>ゆ-5  頭を使う・疲れると感じた</w:t>
-      </w:r>
-    </w:p>
-    <w:p>
-      <w:pPr>
-        <w:spacing w:before="0" w:after="60"/>
-      </w:pPr>
-      <w:r>
-        <w:rPr>
-          <w:rFonts w:ascii="Yu Gothic" w:hAnsi="Yu Gothic" w:eastAsia="Yu Gothic"/>
-          <w:b w:val="0"/>
-          <w:sz w:val="20"/>
-        </w:rPr>
-        <w:t xml:space="preserve">　　1 ・ 2 ・ 3 ・ 4 ・ 5　（1＝まったくそう思わない　5＝とてもそう思う）</w:t>
-      </w:r>
-    </w:p>
-    <w:p>
-      <w:r>
-        <w:br w:type="page"/>
-      </w:r>
-    </w:p>
-    <w:p>
-      <w:pPr>
-        <w:spacing w:before="80" w:after="40"/>
-      </w:pPr>
-      <w:r>
-        <w:rPr>
-          <w:rFonts w:ascii="Yu Gothic" w:hAnsi="Yu Gothic" w:eastAsia="Yu Gothic"/>
-          <w:b/>
-          <w:sz w:val="26"/>
-        </w:rPr>
-        <w:t>かえり（＋−ボタン）について</w:t>
-      </w:r>
-    </w:p>
-    <w:p>
-      <w:pPr>
-        <w:spacing w:before="0" w:after="120"/>
-      </w:pPr>
-      <w:r>
-        <w:rPr>
-          <w:rFonts w:ascii="Yu Gothic" w:hAnsi="Yu Gothic" w:eastAsia="Yu Gothic"/>
-          <w:b w:val="0"/>
-          <w:color w:val="555555"/>
-          <w:sz w:val="18"/>
-        </w:rPr>
-        <w:t>「−5」「−1」「＋1」「＋5」のボタンで数を合わせる画面です。</w:t>
-      </w:r>
-    </w:p>
-    <w:p>
-      <w:pPr>
-        <w:spacing w:before="80" w:after="20"/>
-      </w:pPr>
-      <w:r>
-        <w:rPr>
-          <w:rFonts w:ascii="Yu Gothic" w:hAnsi="Yu Gothic" w:eastAsia="Yu Gothic"/>
-          <w:b/>
-          <w:sz w:val="21"/>
-        </w:rPr>
-        <w:t>か-1  全体として答えやすかった</w:t>
-      </w:r>
-    </w:p>
-    <w:p>
-      <w:pPr>
-        <w:spacing w:before="0" w:after="60"/>
-      </w:pPr>
-      <w:r>
-        <w:rPr>
-          <w:rFonts w:ascii="Yu Gothic" w:hAnsi="Yu Gothic" w:eastAsia="Yu Gothic"/>
-          <w:b w:val="0"/>
-          <w:sz w:val="20"/>
-        </w:rPr>
-        <w:t xml:space="preserve">　　1 ・ 2 ・ 3 ・ 4 ・ 5　（1＝まったくそう思わない　5＝とてもそう思う）</w:t>
-      </w:r>
-    </w:p>
-    <w:p>
-      <w:pPr>
-        <w:spacing w:before="80" w:after="20"/>
-      </w:pPr>
-      <w:r>
-        <w:rPr>
-          <w:rFonts w:ascii="Yu Gothic" w:hAnsi="Yu Gothic" w:eastAsia="Yu Gothic"/>
-          <w:b w:val="0"/>
-          <w:sz w:val="21"/>
-        </w:rPr>
-        <w:t>か-2  素早く答えられた</w:t>
-      </w:r>
-    </w:p>
-    <w:p>
-      <w:pPr>
-        <w:spacing w:before="0" w:after="60"/>
-      </w:pPr>
-      <w:r>
-        <w:rPr>
-          <w:rFonts w:ascii="Yu Gothic" w:hAnsi="Yu Gothic" w:eastAsia="Yu Gothic"/>
-          <w:b w:val="0"/>
-          <w:sz w:val="20"/>
-        </w:rPr>
-        <w:t xml:space="preserve">　　1 ・ 2 ・ 3 ・ 4 ・ 5　（1＝まったくそう思わない　5＝とてもそう思う）</w:t>
-      </w:r>
-    </w:p>
-    <w:p>
-      <w:pPr>
-        <w:spacing w:before="80" w:after="20"/>
-      </w:pPr>
-      <w:r>
-        <w:rPr>
-          <w:rFonts w:ascii="Yu Gothic" w:hAnsi="Yu Gothic" w:eastAsia="Yu Gothic"/>
-          <w:b w:val="0"/>
-          <w:sz w:val="21"/>
-        </w:rPr>
-        <w:t>か-3  押し間違えにくかった</w:t>
-      </w:r>
-    </w:p>
-    <w:p>
-      <w:pPr>
-        <w:spacing w:before="0" w:after="60"/>
-      </w:pPr>
-      <w:r>
-        <w:rPr>
-          <w:rFonts w:ascii="Yu Gothic" w:hAnsi="Yu Gothic" w:eastAsia="Yu Gothic"/>
-          <w:b w:val="0"/>
-          <w:sz w:val="20"/>
-        </w:rPr>
-        <w:t xml:space="preserve">　　1 ・ 2 ・ 3 ・ 4 ・ 5　（1＝まったくそう思わない　5＝とてもそう思う）</w:t>
-      </w:r>
-    </w:p>
-    <w:p>
-      <w:pPr>
-        <w:spacing w:before="80" w:after="20"/>
-      </w:pPr>
-      <w:r>
-        <w:rPr>
-          <w:rFonts w:ascii="Yu Gothic" w:hAnsi="Yu Gothic" w:eastAsia="Yu Gothic"/>
-          <w:b w:val="0"/>
-          <w:sz w:val="21"/>
-        </w:rPr>
-        <w:t>か-4  思ったとおりの人数を入れられた</w:t>
-      </w:r>
-    </w:p>
-    <w:p>
-      <w:pPr>
-        <w:spacing w:before="0" w:after="60"/>
-      </w:pPr>
-      <w:r>
-        <w:rPr>
-          <w:rFonts w:ascii="Yu Gothic" w:hAnsi="Yu Gothic" w:eastAsia="Yu Gothic"/>
-          <w:b w:val="0"/>
-          <w:sz w:val="20"/>
-        </w:rPr>
-        <w:t xml:space="preserve">　　1 ・ 2 ・ 3 ・ 4 ・ 5　（1＝まったくそう思わない　5＝とてもそう思う）</w:t>
-      </w:r>
-    </w:p>
-    <w:p>
-      <w:pPr>
-        <w:spacing w:before="80" w:after="20"/>
-      </w:pPr>
-      <w:r>
-        <w:rPr>
-          <w:rFonts w:ascii="Yu Gothic" w:hAnsi="Yu Gothic" w:eastAsia="Yu Gothic"/>
-          <w:b w:val="0"/>
-          <w:sz w:val="21"/>
-        </w:rPr>
-        <w:t>か-5  頭を使う・疲れると感じた</w:t>
-      </w:r>
-    </w:p>
-    <w:p>
-      <w:pPr>
-        <w:spacing w:before="0" w:after="60"/>
-      </w:pPr>
-      <w:r>
-        <w:rPr>
-          <w:rFonts w:ascii="Yu Gothic" w:hAnsi="Yu Gothic" w:eastAsia="Yu Gothic"/>
-          <w:b w:val="0"/>
-          <w:sz w:val="20"/>
-        </w:rPr>
-        <w:t xml:space="preserve">　　1 ・ 2 ・ 3 ・ 4 ・ 5　（1＝まったくそう思わない　5＝とてもそう思う）</w:t>
-      </w:r>
-    </w:p>
-    <w:p>
-      <w:r>
-        <w:br w:type="page"/>
-      </w:r>
-    </w:p>
-    <w:p>
-      <w:pPr>
-        <w:spacing w:before="80" w:after="40"/>
-      </w:pPr>
-      <w:r>
-        <w:rPr>
-          <w:rFonts w:ascii="Yu Gothic" w:hAnsi="Yu Gothic" w:eastAsia="Yu Gothic"/>
-          <w:b/>
-          <w:sz w:val="26"/>
-        </w:rPr>
-        <w:t>ゆきとかえりをくらべて</w:t>
-      </w:r>
-    </w:p>
-    <w:p>
-      <w:pPr>
-        <w:spacing w:before="80" w:after="20"/>
-      </w:pPr>
-      <w:r>
-        <w:rPr>
-          <w:rFonts w:ascii="Yu Gothic" w:hAnsi="Yu Gothic" w:eastAsia="Yu Gothic"/>
-          <w:b/>
-          <w:sz w:val="21"/>
-        </w:rPr>
-        <w:t>比-1  どちらが答えやすかったですか</w:t>
-      </w:r>
-    </w:p>
-    <w:p>
-      <w:pPr>
-        <w:spacing w:before="0" w:after="60"/>
-      </w:pPr>
-      <w:r>
-        <w:rPr>
-          <w:rFonts w:ascii="Yu Gothic" w:hAnsi="Yu Gothic" w:eastAsia="Yu Gothic"/>
-          <w:b w:val="0"/>
-          <w:sz w:val="20"/>
-        </w:rPr>
-        <w:t xml:space="preserve">　□ ゆきの数字キー　　□ かえりの＋−ボタン　　□ 変わらない</w:t>
-      </w:r>
-    </w:p>
-    <w:p>
-      <w:pPr>
-        <w:spacing w:before="80" w:after="20"/>
-      </w:pPr>
-      <w:r>
-        <w:rPr>
-          <w:rFonts w:ascii="Yu Gothic" w:hAnsi="Yu Gothic" w:eastAsia="Yu Gothic"/>
-          <w:b w:val="0"/>
-          <w:sz w:val="21"/>
-        </w:rPr>
-        <w:t>比-2  そう思った理由があれば教えてください</w:t>
-      </w:r>
-    </w:p>
-    <w:p>
-      <w:pPr>
-        <w:spacing w:before="0" w:after="100"/>
-      </w:pPr>
-      <w:r>
-        <w:rPr>
-          <w:rFonts w:ascii="Yu Gothic" w:hAnsi="Yu Gothic" w:eastAsia="Yu Gothic"/>
-          <w:b w:val="0"/>
-          <w:color w:val="999999"/>
-          <w:sz w:val="20"/>
-        </w:rPr>
-        <w:t xml:space="preserve">　＿＿＿＿＿＿＿＿＿＿＿＿＿＿＿＿＿＿＿＿＿＿＿＿＿＿＿＿＿＿＿＿＿＿＿＿＿＿＿＿＿＿＿＿</w:t>
-      </w:r>
-    </w:p>
-    <w:p>
-      <w:pPr>
-        <w:spacing w:before="0" w:after="100"/>
-      </w:pPr>
-      <w:r>
-        <w:rPr>
-          <w:rFonts w:ascii="Yu Gothic" w:hAnsi="Yu Gothic" w:eastAsia="Yu Gothic"/>
-          <w:b w:val="0"/>
-          <w:color w:val="999999"/>
-          <w:sz w:val="20"/>
-        </w:rPr>
-        <w:t xml:space="preserve">　＿＿＿＿＿＿＿＿＿＿＿＿＿＿＿＿＿＿＿＿＿＿＿＿＿＿＿＿＿＿＿＿＿＿＿＿＿＿＿＿＿＿＿＿</w:t>
-      </w:r>
-    </w:p>
-    <w:p>
-      <w:r>
-        <w:br w:type="page"/>
-      </w:r>
-    </w:p>
-    <w:p>
-      <w:pPr>
-        <w:spacing w:before="80" w:after="40"/>
-      </w:pPr>
-      <w:r>
-        <w:rPr>
-          <w:rFonts w:ascii="Yu Gothic" w:hAnsi="Yu Gothic" w:eastAsia="Yu Gothic"/>
-          <w:b/>
-          <w:sz w:val="26"/>
-        </w:rPr>
-        <w:t>最後に</w:t>
-      </w:r>
-    </w:p>
-    <w:p>
-      <w:pPr>
-        <w:spacing w:before="80" w:after="20"/>
-      </w:pPr>
-      <w:r>
-        <w:rPr>
-          <w:rFonts w:ascii="Yu Gothic" w:hAnsi="Yu Gothic" w:eastAsia="Yu Gothic"/>
-          <w:b w:val="0"/>
-          <w:sz w:val="21"/>
-        </w:rPr>
-        <w:t>終-1  人数を答えるとき、いちばん面倒だったことは何ですか</w:t>
-      </w:r>
-    </w:p>
-    <w:p>
-      <w:pPr>
-        <w:spacing w:before="0" w:after="100"/>
-      </w:pPr>
-      <w:r>
-        <w:rPr>
-          <w:rFonts w:ascii="Yu Gothic" w:hAnsi="Yu Gothic" w:eastAsia="Yu Gothic"/>
-          <w:b w:val="0"/>
-          <w:color w:val="999999"/>
-          <w:sz w:val="20"/>
-        </w:rPr>
-        <w:t xml:space="preserve">　＿＿＿＿＿＿＿＿＿＿＿＿＿＿＿＿＿＿＿＿＿＿＿＿＿＿＿＿＿＿＿＿＿＿＿＿＿＿＿＿＿＿＿＿</w:t>
-      </w:r>
-    </w:p>
-    <w:p>
-      <w:pPr>
-        <w:spacing w:before="0" w:after="100"/>
-      </w:pPr>
-      <w:r>
-        <w:rPr>
-          <w:rFonts w:ascii="Yu Gothic" w:hAnsi="Yu Gothic" w:eastAsia="Yu Gothic"/>
-          <w:b w:val="0"/>
-          <w:color w:val="999999"/>
-          <w:sz w:val="20"/>
-        </w:rPr>
-        <w:t xml:space="preserve">　＿＿＿＿＿＿＿＿＿＿＿＿＿＿＿＿＿＿＿＿＿＿＿＿＿＿＿＿＿＿＿＿＿＿＿＿＿＿＿＿＿＿＿＿</w:t>
-      </w:r>
-    </w:p>
-    <w:p>
-      <w:pPr>
-        <w:spacing w:before="80" w:after="20"/>
-      </w:pPr>
-      <w:r>
-        <w:rPr>
-          <w:rFonts w:ascii="Yu Gothic" w:hAnsi="Yu Gothic" w:eastAsia="Yu Gothic"/>
-          <w:b w:val="0"/>
-          <w:sz w:val="21"/>
-        </w:rPr>
-        <w:t>終-2  こうしたら答えやすくなる、という案があれば</w:t>
+        <w:t>問8  答えにくかったことがあれば書いてください（なければ「なし」）</w:t>
       </w:r>
     </w:p>
     <w:p>
